--- a/cloud-hosting/v3/Zaprojektowanie i stworzenie systemu rozwiazan hostingowych i chmurowych - etap 3.docx
+++ b/cloud-hosting/v3/Zaprojektowanie i stworzenie systemu rozwiazan hostingowych i chmurowych - etap 3.docx
@@ -956,7 +956,7 @@
             </w:tabs>
             <w:rPr/>
           </w:pPr>
-          <w:hyperlink w:anchor="__RefHeading___Toc1027_448563293">
+          <w:hyperlink w:anchor="__RefHeading___Toc765_2093394139">
             <w:r>
               <w:rPr>
                 <w:rStyle w:val="IndexLink"/>
@@ -965,7 +965,76 @@
               <w:tab/>
               <w:t>Implementacja systemu</w:t>
               <w:tab/>
+              <w:t>16</w:t>
+            </w:r>
+          </w:hyperlink>
+        </w:p>
+        <w:p>
+          <w:pPr>
+            <w:pStyle w:val="TOC2"/>
+            <w:tabs>
+              <w:tab w:val="clear" w:pos="708"/>
+              <w:tab w:val="left" w:pos="880" w:leader="none"/>
+              <w:tab w:val="right" w:pos="9071" w:leader="dot"/>
+            </w:tabs>
+            <w:rPr/>
+          </w:pPr>
+          <w:hyperlink w:anchor="__RefHeading___Toc767_2093394139">
+            <w:r>
+              <w:rPr>
+                <w:rStyle w:val="IndexLink"/>
+              </w:rPr>
+              <w:t>5.1</w:t>
+              <w:tab/>
+              <w:t>Środowisko deweloperskie i infrastruktura</w:t>
+              <w:tab/>
+              <w:t>16</w:t>
+            </w:r>
+          </w:hyperlink>
+        </w:p>
+        <w:p>
+          <w:pPr>
+            <w:pStyle w:val="TOC2"/>
+            <w:tabs>
+              <w:tab w:val="clear" w:pos="708"/>
+              <w:tab w:val="left" w:pos="880" w:leader="none"/>
+              <w:tab w:val="right" w:pos="9071" w:leader="dot"/>
+            </w:tabs>
+            <w:rPr/>
+          </w:pPr>
+          <w:hyperlink w:anchor="__RefHeading___Toc769_2093394139">
+            <w:r>
+              <w:rPr>
+                <w:rStyle w:val="IndexLink"/>
+              </w:rPr>
+              <w:t>5.2</w:t>
+              <w:tab/>
+              <w:t>Backend - Symfony 7.4</w:t>
+              <w:tab/>
               <w:t>17</w:t>
+            </w:r>
+          </w:hyperlink>
+        </w:p>
+        <w:p>
+          <w:pPr>
+            <w:pStyle w:val="TOC2"/>
+            <w:tabs>
+              <w:tab w:val="clear" w:pos="708"/>
+              <w:tab w:val="left" w:pos="880" w:leader="none"/>
+              <w:tab w:val="right" w:pos="9071" w:leader="dot"/>
+            </w:tabs>
+            <w:rPr/>
+          </w:pPr>
+          <w:hyperlink w:anchor="__RefHeading___Toc771_2093394139">
+            <w:r>
+              <w:rPr>
+                <w:rStyle w:val="IndexLink"/>
+              </w:rPr>
+              <w:t>5.3</w:t>
+              <w:tab/>
+              <w:t>Frontend — React + TailwindCSS</w:t>
+              <w:tab/>
+              <w:t>18</w:t>
             </w:r>
           </w:hyperlink>
         </w:p>
@@ -988,7 +1057,7 @@
               <w:tab/>
               <w:t>Testowanie i zabezpieczenia</w:t>
               <w:tab/>
-              <w:t>18</w:t>
+              <w:t>19</w:t>
             </w:r>
           </w:hyperlink>
         </w:p>
@@ -1011,7 +1080,7 @@
               <w:tab/>
               <w:t>Wnioski</w:t>
               <w:tab/>
-              <w:t>19</w:t>
+              <w:t>20</w:t>
             </w:r>
           </w:hyperlink>
         </w:p>
@@ -1034,7 +1103,7 @@
               <w:tab/>
               <w:t>Bibliografia</w:t>
               <w:tab/>
-              <w:t>20</w:t>
+              <w:t>21</w:t>
             </w:r>
           </w:hyperlink>
           <w:r>
@@ -1180,6 +1249,7 @@
     <w:p>
       <w:pPr>
         <w:pStyle w:val="Heading2"/>
+        <w:spacing w:before="0" w:after="0"/>
         <w:ind w:hanging="0" w:left="0"/>
         <w:rPr/>
       </w:pPr>
@@ -1301,7 +1371,7 @@
     <w:p>
       <w:pPr>
         <w:pStyle w:val="Normal"/>
-        <w:spacing w:lineRule="auto" w:line="360"/>
+        <w:spacing w:lineRule="auto" w:line="360" w:before="0" w:after="0"/>
         <w:rPr/>
       </w:pPr>
       <w:r>
@@ -1436,6 +1506,7 @@
     <w:p>
       <w:pPr>
         <w:pStyle w:val="Heading2"/>
+        <w:spacing w:before="0" w:after="0"/>
         <w:ind w:hanging="0" w:left="0"/>
         <w:rPr/>
       </w:pPr>
@@ -1552,6 +1623,7 @@
     <w:p>
       <w:pPr>
         <w:pStyle w:val="Heading2"/>
+        <w:spacing w:before="0" w:after="0"/>
         <w:ind w:hanging="0" w:left="0"/>
         <w:rPr/>
       </w:pPr>
@@ -1673,6 +1745,7 @@
     <w:p>
       <w:pPr>
         <w:pStyle w:val="Heading2"/>
+        <w:spacing w:before="0" w:after="0"/>
         <w:ind w:hanging="0" w:left="0"/>
         <w:rPr/>
       </w:pPr>
@@ -1770,6 +1843,7 @@
     <w:p>
       <w:pPr>
         <w:pStyle w:val="Heading2"/>
+        <w:spacing w:before="0" w:after="0"/>
         <w:ind w:hanging="0" w:left="0"/>
         <w:rPr/>
       </w:pPr>
@@ -1936,15 +2010,7 @@
       </w:pPr>
       <w:r>
         <w:rPr/>
-        <w:t xml:space="preserve">System musi umożliwiać wybór wersji PHP (7.4, 8.0, 8.1, 8.2, </w:t>
-      </w:r>
-      <w:r>
-        <w:rPr/>
-        <w:t>8.3, 8.4</w:t>
-      </w:r>
-      <w:r>
-        <w:rPr/>
-        <w:t>) dla każdej domeny</w:t>
+        <w:t>System musi umożliwiać wybór wersji PHP (7.4, 8.0, 8.1, 8.2, 8.3, 8.4) dla każdej domeny</w:t>
       </w:r>
     </w:p>
     <w:p>
@@ -2227,7 +2293,7 @@
     <w:p>
       <w:pPr>
         <w:pStyle w:val="Heading3"/>
-        <w:spacing w:lineRule="auto" w:line="360"/>
+        <w:spacing w:lineRule="auto" w:line="360" w:before="0" w:after="0"/>
         <w:ind w:hanging="0" w:left="0"/>
         <w:rPr/>
       </w:pPr>
@@ -2833,6 +2899,7 @@
         </w:numPr>
         <w:suppressAutoHyphens w:val="true"/>
         <w:spacing w:lineRule="auto" w:line="360" w:before="0" w:after="0"/>
+        <w:ind w:hanging="0" w:left="0"/>
         <w:jc w:val="both"/>
         <w:rPr>
           <w:rStyle w:val="Strong"/>
@@ -2841,7 +2908,10 @@
         </w:rPr>
       </w:pPr>
       <w:r>
-        <w:rPr/>
+        <w:rPr>
+          <w:b w:val="false"/>
+          <w:bCs w:val="false"/>
+        </w:rPr>
       </w:r>
       <w:r>
         <w:br w:type="page"/>
@@ -3257,7 +3327,10 @@
         </w:rPr>
       </w:pPr>
       <w:r>
-        <w:rPr/>
+        <w:rPr>
+          <w:b w:val="false"/>
+          <w:bCs w:val="false"/>
+        </w:rPr>
       </w:r>
     </w:p>
     <w:p>
@@ -3350,6 +3423,7 @@
       <w:pPr>
         <w:pStyle w:val="Heading2"/>
         <w:spacing w:lineRule="auto" w:line="360" w:before="240" w:after="283"/>
+        <w:ind w:hanging="0" w:left="0"/>
         <w:rPr/>
       </w:pPr>
       <w:bookmarkStart w:id="37" w:name="__RefHeading___Toc1019_448563293"/>
@@ -3561,15 +3635,7 @@
       </w:pPr>
       <w:r>
         <w:rPr/>
-        <w:t>Deploy kontenera bazy danych (MySQL/PostgreSQL/MongoDB</w:t>
-      </w:r>
-      <w:r>
-        <w:rPr/>
-        <w:t>)</w:t>
-      </w:r>
-      <w:r>
-        <w:rPr/>
-        <w:t xml:space="preserve"> </w:t>
+        <w:t xml:space="preserve">Deploy kontenera bazy danych (MySQL/PostgreSQL/MongoDB) </w:t>
       </w:r>
     </w:p>
     <w:p>
@@ -3794,7 +3860,7 @@
       </w:pPr>
       <w:r>
         <w:rPr/>
-        <w:t xml:space="preserve">Klonowanie szablonu VM z repozytorium Proxmox (cloud-init template). </w:t>
+        <w:t>Klonowanie szablonu VM z repozytorium Proxmox (cloud-init template)</w:t>
       </w:r>
     </w:p>
     <w:p>
@@ -3814,7 +3880,7 @@
       </w:pPr>
       <w:r>
         <w:rPr/>
-        <w:t xml:space="preserve">Konfiguracja zasobów (CPU, RAM, dysk) zgodnie z wybranym pakietem. </w:t>
+        <w:t>Konfiguracja zasobów (CPU, RAM, dysk) zgodnie z wybranym pakietem</w:t>
       </w:r>
     </w:p>
     <w:p>
@@ -3834,7 +3900,7 @@
       </w:pPr>
       <w:r>
         <w:rPr/>
-        <w:t xml:space="preserve">Ustawienie cloud-init (hostname, klucze SSH, konfiguracja sieciowa). </w:t>
+        <w:t>Ustawienie cloud-init (hostname, klucze SSH, konfiguracja sieciowa)</w:t>
       </w:r>
     </w:p>
     <w:p>
@@ -3854,7 +3920,7 @@
       </w:pPr>
       <w:r>
         <w:rPr/>
-        <w:t xml:space="preserve">Uruchomienie maszyny wirtualnej. </w:t>
+        <w:t>Uruchomienie maszyny wirtualnej</w:t>
       </w:r>
     </w:p>
     <w:p>
@@ -4159,18 +4225,23 @@
         <w:ind w:hanging="0" w:left="0"/>
         <w:rPr/>
       </w:pPr>
-      <w:bookmarkStart w:id="41" w:name="_Toc194156805"/>
+      <w:bookmarkStart w:id="41" w:name="__RefHeading___Toc765_2093394139"/>
+      <w:bookmarkStart w:id="42" w:name="_Toc194156805"/>
+      <w:bookmarkEnd w:id="41"/>
       <w:r>
         <w:rPr/>
         <w:t>Implementacja systemu</w:t>
       </w:r>
-      <w:bookmarkEnd w:id="41"/>
+      <w:bookmarkEnd w:id="42"/>
     </w:p>
     <w:p>
       <w:pPr>
         <w:pStyle w:val="Heading2"/>
-        <w:rPr/>
-      </w:pPr>
+        <w:ind w:hanging="0" w:left="0"/>
+        <w:rPr/>
+      </w:pPr>
+      <w:bookmarkStart w:id="43" w:name="__RefHeading___Toc767_2093394139"/>
+      <w:bookmarkEnd w:id="43"/>
       <w:r>
         <w:rPr/>
         <w:t>Środowisko deweloperskie i infrastruktura</w:t>
@@ -4239,7 +4310,7 @@
       </w:pPr>
       <w:r>
         <w:rPr/>
-        <w:t xml:space="preserve">VM serwera aplikacji - Symfony API, React SPA, RabbitMQ, Worker. </w:t>
+        <w:t>VM serwera aplikacji - Symfony API, React SPA, RabbitMQ, Worker</w:t>
       </w:r>
     </w:p>
     <w:p>
@@ -4259,7 +4330,7 @@
       </w:pPr>
       <w:r>
         <w:rPr/>
-        <w:t xml:space="preserve">VM baz danych - PostgreSQL (platforma), instancje klientów (MySQL, PostgreSQL, MongoDB). </w:t>
+        <w:t>VM baz danych - PostgreSQL (platforma), instancje klientów (MySQL, PostgreSQL, MongoDB)</w:t>
       </w:r>
     </w:p>
     <w:p>
@@ -4279,7 +4350,7 @@
       </w:pPr>
       <w:r>
         <w:rPr/>
-        <w:t xml:space="preserve">VM Kubernetes - klaster z Nginx (reverse proxy) i kontenerami hostingowymi. </w:t>
+        <w:t>VM Kubernetes - klaster z Nginx (reverse proxy) i kontenerami hostingowymi</w:t>
       </w:r>
     </w:p>
     <w:p>
@@ -4299,7 +4370,7 @@
       </w:pPr>
       <w:r>
         <w:rPr/>
-        <w:t xml:space="preserve">VM poczty - Postfix, Dovecot, Roundcube. </w:t>
+        <w:t>VM poczty - Postfix, Dovecot, Roundcube</w:t>
       </w:r>
     </w:p>
     <w:p>
@@ -4319,7 +4390,7 @@
       </w:pPr>
       <w:r>
         <w:rPr/>
-        <w:t xml:space="preserve">VM storage/monitoring - MinIO, Prometheus, Grafana, Restic. </w:t>
+        <w:t>VM storage/monitoring - MinIO, Prometheus, Grafana, Restic</w:t>
       </w:r>
     </w:p>
     <w:p>
@@ -4339,7 +4410,7 @@
       </w:pPr>
       <w:r>
         <w:rPr/>
-        <w:t xml:space="preserve">VM DNS - PowerDNS. </w:t>
+        <w:t>VM DNS - PowerDNS</w:t>
       </w:r>
     </w:p>
     <w:p>
@@ -4390,9 +4461,12 @@
     <w:p>
       <w:pPr>
         <w:pStyle w:val="Heading2"/>
-        <w:spacing w:lineRule="auto" w:line="360"/>
-        <w:rPr/>
-      </w:pPr>
+        <w:spacing w:lineRule="auto" w:line="360" w:before="0" w:after="0"/>
+        <w:ind w:hanging="0" w:left="0"/>
+        <w:rPr/>
+      </w:pPr>
+      <w:bookmarkStart w:id="44" w:name="__RefHeading___Toc769_2093394139"/>
+      <w:bookmarkEnd w:id="44"/>
       <w:r>
         <w:rPr/>
         <w:t>Backend - Symfony 7.4</w:t>
@@ -4419,22 +4493,8 @@
         </w:rPr>
       </w:pPr>
       <w:r>
-        <w:rPr>
-          <w:rFonts w:ascii="Times New Roman" w:hAnsi="Times New Roman"/>
-        </w:rPr>
-        <w:t xml:space="preserve">Projekt Symfony jest zorganizowany zgodnie z </w:t>
-      </w:r>
-      <w:r>
-        <w:rPr>
-          <w:rFonts w:ascii="Times New Roman" w:hAnsi="Times New Roman"/>
-        </w:rPr>
-        <w:t>modelem MVC</w:t>
-      </w:r>
-      <w:r>
-        <w:rPr>
-          <w:rFonts w:ascii="Times New Roman" w:hAnsi="Times New Roman"/>
-        </w:rPr>
-        <w:t>:</w:t>
+        <w:rPr/>
+        <w:t>Projekt Symfony jest zorganizowany zgodnie z modelem MVC:</w:t>
       </w:r>
     </w:p>
     <w:p>
@@ -4455,15 +4515,12 @@
       <w:r>
         <w:rPr>
           <w:rStyle w:val="SourceText"/>
-          <w:rFonts w:ascii="Times New Roman" w:hAnsi="Times New Roman"/>
         </w:rPr>
         <w:t>src/Controller/</w:t>
       </w:r>
       <w:r>
-        <w:rPr>
-          <w:rFonts w:ascii="Times New Roman" w:hAnsi="Times New Roman"/>
-        </w:rPr>
-        <w:t xml:space="preserve"> - kontrolery API REST (HostingController, VpsController, StorageController, UserController, AdminController). </w:t>
+        <w:rPr/>
+        <w:t xml:space="preserve"> - kontrolery API REST (HostingController, VpsController, StorageController, UserController, AdminController)</w:t>
       </w:r>
     </w:p>
     <w:p>
@@ -4484,14 +4541,11 @@
       <w:r>
         <w:rPr>
           <w:rStyle w:val="SourceText"/>
-          <w:rFonts w:ascii="Times New Roman" w:hAnsi="Times New Roman"/>
         </w:rPr>
         <w:t>src/Entity/</w:t>
       </w:r>
       <w:r>
-        <w:rPr>
-          <w:rFonts w:ascii="Times New Roman" w:hAnsi="Times New Roman"/>
-        </w:rPr>
+        <w:rPr/>
         <w:t xml:space="preserve"> - encje Doctrine odwzorowujące tabele PostgreSQL (User, HostingService, VpsService, StorageService, StorageFile, FileShare, EmailAccount, Order, AuditLog). </w:t>
       </w:r>
     </w:p>
@@ -4513,15 +4567,12 @@
       <w:r>
         <w:rPr>
           <w:rStyle w:val="SourceText"/>
-          <w:rFonts w:ascii="Times New Roman" w:hAnsi="Times New Roman"/>
         </w:rPr>
         <w:t>src/Repository/</w:t>
       </w:r>
       <w:r>
-        <w:rPr>
-          <w:rFonts w:ascii="Times New Roman" w:hAnsi="Times New Roman"/>
-        </w:rPr>
-        <w:t xml:space="preserve"> - repozytoria Doctrine z zapytaniami do bazy danych. </w:t>
+        <w:rPr/>
+        <w:t xml:space="preserve"> - repozytoria Doctrine z zapytaniami do bazy danych</w:t>
       </w:r>
     </w:p>
     <w:p>
@@ -4542,15 +4593,12 @@
       <w:r>
         <w:rPr>
           <w:rStyle w:val="SourceText"/>
-          <w:rFonts w:ascii="Times New Roman" w:hAnsi="Times New Roman"/>
         </w:rPr>
         <w:t>src/Service/</w:t>
       </w:r>
       <w:r>
-        <w:rPr>
-          <w:rFonts w:ascii="Times New Roman" w:hAnsi="Times New Roman"/>
-        </w:rPr>
-        <w:t xml:space="preserve"> - serwisy logiki biznesowej (HostingProvisioner, VpsProvisioner, StorageManager, DnsManager, EmailManager). </w:t>
+        <w:rPr/>
+        <w:t xml:space="preserve"> - serwisy logiki biznesowej (HostingProvisioner, VpsProvisioner, StorageManager, DnsManager, EmailManager)</w:t>
       </w:r>
     </w:p>
     <w:p>
@@ -4571,15 +4619,12 @@
       <w:r>
         <w:rPr>
           <w:rStyle w:val="SourceText"/>
-          <w:rFonts w:ascii="Times New Roman" w:hAnsi="Times New Roman"/>
         </w:rPr>
         <w:t>src/Message/</w:t>
       </w:r>
       <w:r>
-        <w:rPr>
-          <w:rFonts w:ascii="Times New Roman" w:hAnsi="Times New Roman"/>
-        </w:rPr>
-        <w:t xml:space="preserve"> - klasy wiadomości Symfony Messenger (CreateHostingJob, CreateVPSJob, DeleteHostingJob itp.). </w:t>
+        <w:rPr/>
+        <w:t xml:space="preserve"> - klasy wiadomości Symfony Messenger (CreateHostingJob, CreateVPSJob, DeleteHostingJob itp.)</w:t>
       </w:r>
     </w:p>
     <w:p>
@@ -4600,15 +4645,12 @@
       <w:r>
         <w:rPr>
           <w:rStyle w:val="SourceText"/>
-          <w:rFonts w:ascii="Times New Roman" w:hAnsi="Times New Roman"/>
         </w:rPr>
         <w:t>src/MessageHandler/</w:t>
       </w:r>
       <w:r>
-        <w:rPr>
-          <w:rFonts w:ascii="Times New Roman" w:hAnsi="Times New Roman"/>
-        </w:rPr>
-        <w:t xml:space="preserve"> - handlery konsumujące wiadomości z RabbitMQ i wykonujące operacje infrastrukturalne. </w:t>
+        <w:rPr/>
+        <w:t xml:space="preserve"> - handlery konsumujące wiadomości z RabbitMQ i wykonujące operacje infrastrukturalne</w:t>
       </w:r>
     </w:p>
     <w:p>
@@ -4631,9 +4673,7 @@
         </w:rPr>
       </w:pPr>
       <w:r>
-        <w:rPr>
-          <w:rFonts w:ascii="Times New Roman" w:hAnsi="Times New Roman"/>
-        </w:rPr>
+        <w:rPr/>
         <w:tab/>
         <w:t>System uwierzytelniania oparty jest na tokenach JWT (JSON Web Tokens). Po zalogowaniu użytkownik otrzymuje token JWT, który jest przesyłany w nagłówku Authorization każdego żądania do API. Symfony Security weryfikuje token i ustala tożsamość oraz rolę użytkownika (client lub admin). Endpointy administracyjne są chronione za pomocą mechanizmu RBAC (Role-Based Access Control).</w:t>
       </w:r>
@@ -4648,24 +4688,20 @@
         </w:rPr>
       </w:pPr>
       <w:r>
+        <w:rPr/>
+        <w:t>Wzorzec uprzywilejowanego demona</w:t>
+      </w:r>
+    </w:p>
+    <w:p>
+      <w:pPr>
+        <w:pStyle w:val="BodyText"/>
+        <w:spacing w:lineRule="auto" w:line="360"/>
         <w:rPr>
           <w:rFonts w:ascii="Times New Roman" w:hAnsi="Times New Roman"/>
         </w:rPr>
-        <w:t>Wzorzec uprzywilejowanego demona</w:t>
-      </w:r>
-    </w:p>
-    <w:p>
-      <w:pPr>
-        <w:pStyle w:val="BodyText"/>
-        <w:spacing w:lineRule="auto" w:line="360"/>
-        <w:rPr>
-          <w:rFonts w:ascii="Times New Roman" w:hAnsi="Times New Roman"/>
-        </w:rPr>
-      </w:pPr>
-      <w:r>
-        <w:rPr>
-          <w:rFonts w:ascii="Times New Roman" w:hAnsi="Times New Roman"/>
-        </w:rPr>
+      </w:pPr>
+      <w:r>
+        <w:rPr/>
         <w:t>Kluczowym wzorcem architektonicznym jest separacja uprawnień. Proces webowy Symfony (działający jako użytkownik www-data) nigdy nie wykonuje bezpośrednio operacji wymagających uprawnień administratora systemu. Zamiast tego:</w:t>
       </w:r>
     </w:p>
@@ -4687,9 +4723,7 @@
         </w:rPr>
       </w:pPr>
       <w:r>
-        <w:rPr>
-          <w:rFonts w:ascii="Times New Roman" w:hAnsi="Times New Roman"/>
-        </w:rPr>
+        <w:rPr/>
         <w:t xml:space="preserve">Kontroler API waliduje żądanie i publikuje wiadomość do kolejki RabbitMQ za pomocą Symfony Messenger. </w:t>
       </w:r>
     </w:p>
@@ -4711,9 +4745,7 @@
         </w:rPr>
       </w:pPr>
       <w:r>
-        <w:rPr>
-          <w:rFonts w:ascii="Times New Roman" w:hAnsi="Times New Roman"/>
-        </w:rPr>
+        <w:rPr/>
         <w:t xml:space="preserve">Worker Symfony Messenger - uruchomiony jako osobny proces z odpowiednimi uprawnieniami - konsumuje wiadomość i wykonuje operację infrastrukturalną (tworzenie kontenerów, maszyn wirtualnych, rekordów DNS itp.). </w:t>
       </w:r>
     </w:p>
@@ -4735,55 +4767,47 @@
         </w:rPr>
       </w:pPr>
       <w:r>
+        <w:rPr/>
+        <w:t xml:space="preserve">Worker aktualizuje status operacji w bazie danych. </w:t>
+      </w:r>
+    </w:p>
+    <w:p>
+      <w:pPr>
+        <w:pStyle w:val="BodyText"/>
+        <w:spacing w:lineRule="auto" w:line="360"/>
         <w:rPr>
           <w:rFonts w:ascii="Times New Roman" w:hAnsi="Times New Roman"/>
         </w:rPr>
-        <w:t xml:space="preserve">Worker aktualizuje status operacji w bazie danych. </w:t>
-      </w:r>
-    </w:p>
-    <w:p>
-      <w:pPr>
-        <w:pStyle w:val="BodyText"/>
-        <w:spacing w:lineRule="auto" w:line="360"/>
+      </w:pPr>
+      <w:r>
+        <w:rPr/>
+        <w:t>Wzorzec ten zapewnia bezpieczeństwo (webowy proces nie ma uprawnień do operacji systemowych), niezawodność (nieudane zadania są automatycznie ponawiane przez Messenger) oraz audytowalność (każde zadanie jest rejestrowane).</w:t>
+      </w:r>
+    </w:p>
+    <w:p>
+      <w:pPr>
+        <w:pStyle w:val="Heading3"/>
+        <w:spacing w:lineRule="auto" w:line="360"/>
+        <w:ind w:hanging="0" w:left="0"/>
         <w:rPr>
           <w:rFonts w:ascii="Times New Roman" w:hAnsi="Times New Roman"/>
         </w:rPr>
       </w:pPr>
       <w:r>
+        <w:rPr/>
+        <w:t>Komunikacja z infrastrukturą</w:t>
+      </w:r>
+    </w:p>
+    <w:p>
+      <w:pPr>
+        <w:pStyle w:val="BodyText"/>
+        <w:spacing w:lineRule="auto" w:line="360"/>
         <w:rPr>
           <w:rFonts w:ascii="Times New Roman" w:hAnsi="Times New Roman"/>
         </w:rPr>
-        <w:t>Wzorzec ten zapewnia bezpieczeństwo (webowy proces nie ma uprawnień do operacji systemowych), niezawodność (nieudane zadania są automatycznie ponawiane przez Messenger) oraz audytowalność (każde zadanie jest rejestrowane).</w:t>
-      </w:r>
-    </w:p>
-    <w:p>
-      <w:pPr>
-        <w:pStyle w:val="Heading3"/>
-        <w:spacing w:lineRule="auto" w:line="360"/>
-        <w:ind w:hanging="0" w:left="0"/>
-        <w:rPr>
-          <w:rFonts w:ascii="Times New Roman" w:hAnsi="Times New Roman"/>
-        </w:rPr>
-      </w:pPr>
-      <w:r>
-        <w:rPr>
-          <w:rFonts w:ascii="Times New Roman" w:hAnsi="Times New Roman"/>
-        </w:rPr>
-        <w:t>Komunikacja z infrastrukturą</w:t>
-      </w:r>
-    </w:p>
-    <w:p>
-      <w:pPr>
-        <w:pStyle w:val="BodyText"/>
-        <w:spacing w:lineRule="auto" w:line="360"/>
-        <w:rPr>
-          <w:rFonts w:ascii="Times New Roman" w:hAnsi="Times New Roman"/>
-        </w:rPr>
-      </w:pPr>
-      <w:r>
-        <w:rPr>
-          <w:rFonts w:ascii="Times New Roman" w:hAnsi="Times New Roman"/>
-        </w:rPr>
+      </w:pPr>
+      <w:r>
+        <w:rPr/>
         <w:t>Worker Symfony Messenger komunikuje się z poszczególnymi komponentami infrastruktury za pośrednictwem ich API:</w:t>
       </w:r>
     </w:p>
@@ -4805,27 +4829,176 @@
       <w:r>
         <w:rPr>
           <w:rStyle w:val="Strong"/>
+          <w:b w:val="false"/>
+          <w:bCs w:val="false"/>
+        </w:rPr>
+        <w:t>Kubernetes API</w:t>
+      </w:r>
+      <w:r>
+        <w:rPr>
+          <w:b w:val="false"/>
+          <w:bCs w:val="false"/>
+        </w:rPr>
+        <w:t xml:space="preserve"> - tworzenie namespace, deployment kontenerów, konfiguracja IngressRoute (biblioteka PHP kubernetes-client). </w:t>
+      </w:r>
+    </w:p>
+    <w:p>
+      <w:pPr>
+        <w:pStyle w:val="BodyText"/>
+        <w:numPr>
+          <w:ilvl w:val="0"/>
+          <w:numId w:val="21"/>
+        </w:numPr>
+        <w:tabs>
+          <w:tab w:val="clear" w:pos="708"/>
+          <w:tab w:val="left" w:pos="0" w:leader="none"/>
+        </w:tabs>
+        <w:spacing w:lineRule="auto" w:line="360"/>
+        <w:ind w:hanging="283" w:left="709"/>
+        <w:rPr/>
+      </w:pPr>
+      <w:r>
+        <w:rPr>
+          <w:rStyle w:val="Strong"/>
+          <w:b w:val="false"/>
+          <w:bCs w:val="false"/>
+        </w:rPr>
+        <w:t>Proxmox VE API</w:t>
+      </w:r>
+      <w:r>
+        <w:rPr>
+          <w:b w:val="false"/>
+          <w:bCs w:val="false"/>
+        </w:rPr>
+        <w:t xml:space="preserve"> - klonowanie szablonów VM, konfiguracja zasobów, start/stop maszyn (REST API z tokenem uwierzytelniającym). </w:t>
+      </w:r>
+    </w:p>
+    <w:p>
+      <w:pPr>
+        <w:pStyle w:val="BodyText"/>
+        <w:numPr>
+          <w:ilvl w:val="0"/>
+          <w:numId w:val="21"/>
+        </w:numPr>
+        <w:tabs>
+          <w:tab w:val="clear" w:pos="708"/>
+          <w:tab w:val="left" w:pos="0" w:leader="none"/>
+        </w:tabs>
+        <w:spacing w:lineRule="auto" w:line="360"/>
+        <w:ind w:hanging="283" w:left="709"/>
+        <w:rPr/>
+      </w:pPr>
+      <w:r>
+        <w:rPr>
+          <w:rStyle w:val="Strong"/>
+          <w:b w:val="false"/>
+          <w:bCs w:val="false"/>
+        </w:rPr>
+        <w:t>PowerDNS API</w:t>
+      </w:r>
+      <w:r>
+        <w:rPr>
+          <w:b w:val="false"/>
+          <w:bCs w:val="false"/>
+        </w:rPr>
+        <w:t xml:space="preserve"> - tworzenie i modyfikacja stref DNS i rekordów (REST API). </w:t>
+      </w:r>
+    </w:p>
+    <w:p>
+      <w:pPr>
+        <w:pStyle w:val="BodyText"/>
+        <w:numPr>
+          <w:ilvl w:val="0"/>
+          <w:numId w:val="21"/>
+        </w:numPr>
+        <w:tabs>
+          <w:tab w:val="clear" w:pos="708"/>
+          <w:tab w:val="left" w:pos="0" w:leader="none"/>
+        </w:tabs>
+        <w:spacing w:lineRule="auto" w:line="360"/>
+        <w:ind w:hanging="283" w:left="709"/>
+        <w:rPr/>
+      </w:pPr>
+      <w:r>
+        <w:rPr>
+          <w:rStyle w:val="Strong"/>
+          <w:b w:val="false"/>
+          <w:bCs w:val="false"/>
+        </w:rPr>
+        <w:t>MinIO API</w:t>
+      </w:r>
+      <w:r>
+        <w:rPr>
+          <w:b w:val="false"/>
+          <w:bCs w:val="false"/>
+        </w:rPr>
+        <w:t xml:space="preserve"> - zarządzanie bucketami i politykami dostępu (AWS SDK for PHP z endpointem MinIO). </w:t>
+      </w:r>
+    </w:p>
+    <w:p>
+      <w:pPr>
+        <w:pStyle w:val="BodyText"/>
+        <w:spacing w:lineRule="auto" w:line="360"/>
+        <w:rPr>
           <w:rFonts w:ascii="Times New Roman" w:hAnsi="Times New Roman"/>
           <w:b w:val="false"/>
           <w:bCs w:val="false"/>
         </w:rPr>
-        <w:t>Kubernetes API</w:t>
-      </w:r>
-      <w:r>
-        <w:rPr>
-          <w:rFonts w:ascii="Times New Roman" w:hAnsi="Times New Roman"/>
+      </w:pPr>
+      <w:r>
+        <w:rPr>
           <w:b w:val="false"/>
           <w:bCs w:val="false"/>
         </w:rPr>
-        <w:t xml:space="preserve"> - tworzenie namespace, deployment kontenerów, konfiguracja IngressRoute (biblioteka PHP kubernetes-client). </w:t>
-      </w:r>
-    </w:p>
-    <w:p>
-      <w:pPr>
-        <w:pStyle w:val="BodyText"/>
-        <w:numPr>
-          <w:ilvl w:val="0"/>
-          <w:numId w:val="21"/>
+      </w:r>
+    </w:p>
+    <w:p>
+      <w:pPr>
+        <w:pStyle w:val="Heading2"/>
+        <w:spacing w:lineRule="auto" w:line="360"/>
+        <w:ind w:hanging="0" w:left="0"/>
+        <w:rPr/>
+      </w:pPr>
+      <w:bookmarkStart w:id="45" w:name="__RefHeading___Toc771_2093394139"/>
+      <w:bookmarkEnd w:id="45"/>
+      <w:r>
+        <w:rPr/>
+        <w:t>Frontend - React + TailwindCSS</w:t>
+      </w:r>
+    </w:p>
+    <w:p>
+      <w:pPr>
+        <w:pStyle w:val="Heading3"/>
+        <w:spacing w:lineRule="auto" w:line="360"/>
+        <w:ind w:hanging="0" w:left="0"/>
+        <w:rPr>
+          <w:rFonts w:ascii="Times New Roman" w:hAnsi="Times New Roman"/>
+        </w:rPr>
+      </w:pPr>
+      <w:r>
+        <w:rPr/>
+        <w:t>Struktura projektu</w:t>
+      </w:r>
+    </w:p>
+    <w:p>
+      <w:pPr>
+        <w:pStyle w:val="BodyText"/>
+        <w:spacing w:lineRule="auto" w:line="360"/>
+        <w:rPr>
+          <w:rFonts w:ascii="Times New Roman" w:hAnsi="Times New Roman"/>
+        </w:rPr>
+      </w:pPr>
+      <w:r>
+        <w:rPr/>
+        <w:t>Aplikacja React jest zorganizowana funkcjonalnie:</w:t>
+      </w:r>
+    </w:p>
+    <w:p>
+      <w:pPr>
+        <w:pStyle w:val="BodyText"/>
+        <w:numPr>
+          <w:ilvl w:val="0"/>
+          <w:numId w:val="22"/>
         </w:numPr>
         <w:tabs>
           <w:tab w:val="clear" w:pos="708"/>
@@ -4837,28 +5010,198 @@
       </w:pPr>
       <w:r>
         <w:rPr>
+          <w:rStyle w:val="SourceText"/>
+        </w:rPr>
+        <w:t>src/components/</w:t>
+      </w:r>
+      <w:r>
+        <w:rPr/>
+        <w:t xml:space="preserve"> - współdzielone komponenty UI (nagłówek, nawigacja, tabele, formularze)</w:t>
+      </w:r>
+    </w:p>
+    <w:p>
+      <w:pPr>
+        <w:pStyle w:val="BodyText"/>
+        <w:numPr>
+          <w:ilvl w:val="0"/>
+          <w:numId w:val="22"/>
+        </w:numPr>
+        <w:tabs>
+          <w:tab w:val="clear" w:pos="708"/>
+          <w:tab w:val="left" w:pos="0" w:leader="none"/>
+        </w:tabs>
+        <w:spacing w:lineRule="auto" w:line="360"/>
+        <w:ind w:hanging="283" w:left="709"/>
+        <w:rPr/>
+      </w:pPr>
+      <w:r>
+        <w:rPr>
+          <w:rStyle w:val="SourceText"/>
+        </w:rPr>
+        <w:t>src/pages/</w:t>
+      </w:r>
+      <w:r>
+        <w:rPr/>
+        <w:t xml:space="preserve"> - komponenty stron (Dashboard, HostingManage, VpsManage, StorageManage, AdminPanel)</w:t>
+      </w:r>
+    </w:p>
+    <w:p>
+      <w:pPr>
+        <w:pStyle w:val="BodyText"/>
+        <w:numPr>
+          <w:ilvl w:val="0"/>
+          <w:numId w:val="22"/>
+        </w:numPr>
+        <w:tabs>
+          <w:tab w:val="clear" w:pos="708"/>
+          <w:tab w:val="left" w:pos="0" w:leader="none"/>
+        </w:tabs>
+        <w:spacing w:lineRule="auto" w:line="360"/>
+        <w:ind w:hanging="283" w:left="709"/>
+        <w:rPr/>
+      </w:pPr>
+      <w:r>
+        <w:rPr>
+          <w:rStyle w:val="SourceText"/>
+        </w:rPr>
+        <w:t>src/api/</w:t>
+      </w:r>
+      <w:r>
+        <w:rPr/>
+        <w:t xml:space="preserve"> - moduły komunikacji z API REST (konfiguracja Axios, definicje endpointów)</w:t>
+      </w:r>
+    </w:p>
+    <w:p>
+      <w:pPr>
+        <w:pStyle w:val="BodyText"/>
+        <w:numPr>
+          <w:ilvl w:val="0"/>
+          <w:numId w:val="22"/>
+        </w:numPr>
+        <w:tabs>
+          <w:tab w:val="clear" w:pos="708"/>
+          <w:tab w:val="left" w:pos="0" w:leader="none"/>
+        </w:tabs>
+        <w:spacing w:lineRule="auto" w:line="360"/>
+        <w:ind w:hanging="283" w:left="709"/>
+        <w:rPr/>
+      </w:pPr>
+      <w:r>
+        <w:rPr>
+          <w:rStyle w:val="SourceText"/>
+        </w:rPr>
+        <w:t>src/hooks/</w:t>
+      </w:r>
+      <w:r>
+        <w:rPr/>
+        <w:t xml:space="preserve"> - niestandardowe hooki React (useAuth, usePolling, useFileUpload)</w:t>
+      </w:r>
+    </w:p>
+    <w:p>
+      <w:pPr>
+        <w:pStyle w:val="BodyText"/>
+        <w:numPr>
+          <w:ilvl w:val="0"/>
+          <w:numId w:val="22"/>
+        </w:numPr>
+        <w:tabs>
+          <w:tab w:val="clear" w:pos="708"/>
+          <w:tab w:val="left" w:pos="0" w:leader="none"/>
+        </w:tabs>
+        <w:spacing w:lineRule="auto" w:line="360"/>
+        <w:ind w:hanging="283" w:left="709"/>
+        <w:rPr/>
+      </w:pPr>
+      <w:r>
+        <w:rPr>
+          <w:rStyle w:val="SourceText"/>
+        </w:rPr>
+        <w:t>src/context/</w:t>
+      </w:r>
+      <w:r>
+        <w:rPr/>
+        <w:t xml:space="preserve"> - konteksty React do zarządzania stanem globalnym (AuthContext</w:t>
+      </w:r>
+    </w:p>
+    <w:p>
+      <w:pPr>
+        <w:pStyle w:val="BodyText"/>
+        <w:numPr>
+          <w:ilvl w:val="0"/>
+          <w:numId w:val="0"/>
+        </w:numPr>
+        <w:spacing w:lineRule="auto" w:line="360"/>
+        <w:ind w:hanging="0" w:left="0"/>
+        <w:rPr>
+          <w:rFonts w:ascii="Times New Roman" w:hAnsi="Times New Roman"/>
+        </w:rPr>
+      </w:pPr>
+      <w:r>
+        <w:rPr/>
+      </w:r>
+    </w:p>
+    <w:p>
+      <w:pPr>
+        <w:pStyle w:val="Heading3"/>
+        <w:spacing w:lineRule="auto" w:line="360"/>
+        <w:ind w:hanging="0" w:left="0"/>
+        <w:rPr/>
+      </w:pPr>
+      <w:r>
+        <w:rPr/>
+        <w:t>Interfejs użytkownika</w:t>
+      </w:r>
+    </w:p>
+    <w:p>
+      <w:pPr>
+        <w:pStyle w:val="BodyText"/>
+        <w:spacing w:lineRule="auto" w:line="360"/>
+        <w:rPr>
+          <w:rFonts w:ascii="Times New Roman" w:hAnsi="Times New Roman"/>
+        </w:rPr>
+      </w:pPr>
+      <w:r>
+        <w:rPr/>
+        <w:t>Dashboard prezentuje listę aktywnych usług z ich statusem, szybkimi akcjami i datami wygaśnięcia. Każda usługa posiada dedykowany widok zarządzania:</w:t>
+      </w:r>
+    </w:p>
+    <w:p>
+      <w:pPr>
+        <w:pStyle w:val="BodyText"/>
+        <w:numPr>
+          <w:ilvl w:val="0"/>
+          <w:numId w:val="23"/>
+        </w:numPr>
+        <w:tabs>
+          <w:tab w:val="clear" w:pos="708"/>
+          <w:tab w:val="left" w:pos="0" w:leader="none"/>
+        </w:tabs>
+        <w:spacing w:lineRule="auto" w:line="360"/>
+        <w:ind w:hanging="283" w:left="709"/>
+        <w:rPr/>
+      </w:pPr>
+      <w:r>
+        <w:rPr>
           <w:rStyle w:val="Strong"/>
-          <w:rFonts w:ascii="Times New Roman" w:hAnsi="Times New Roman"/>
           <w:b w:val="false"/>
           <w:bCs w:val="false"/>
         </w:rPr>
-        <w:t>Proxmox VE API</w:t>
-      </w:r>
-      <w:r>
-        <w:rPr>
-          <w:rFonts w:ascii="Times New Roman" w:hAnsi="Times New Roman"/>
+        <w:t>Hosting</w:t>
+      </w:r>
+      <w:r>
+        <w:rPr>
           <w:b w:val="false"/>
           <w:bCs w:val="false"/>
         </w:rPr>
-        <w:t xml:space="preserve"> - klonowanie szablonów VM, konfiguracja zasobów, start/stop maszyn (REST API z tokenem uwierzytelniającym). </w:t>
-      </w:r>
-    </w:p>
-    <w:p>
-      <w:pPr>
-        <w:pStyle w:val="BodyText"/>
-        <w:numPr>
-          <w:ilvl w:val="0"/>
-          <w:numId w:val="21"/>
+        <w:t xml:space="preserve"> - widok menedżera plików, panel bazy danych, konfiguracja PHP, logi</w:t>
+      </w:r>
+    </w:p>
+    <w:p>
+      <w:pPr>
+        <w:pStyle w:val="BodyText"/>
+        <w:numPr>
+          <w:ilvl w:val="0"/>
+          <w:numId w:val="23"/>
         </w:numPr>
         <w:tabs>
           <w:tab w:val="clear" w:pos="708"/>
@@ -4871,27 +5214,25 @@
       <w:r>
         <w:rPr>
           <w:rStyle w:val="Strong"/>
-          <w:rFonts w:ascii="Times New Roman" w:hAnsi="Times New Roman"/>
           <w:b w:val="false"/>
           <w:bCs w:val="false"/>
         </w:rPr>
-        <w:t>PowerDNS API</w:t>
-      </w:r>
-      <w:r>
-        <w:rPr>
-          <w:rFonts w:ascii="Times New Roman" w:hAnsi="Times New Roman"/>
+        <w:t>VPS</w:t>
+      </w:r>
+      <w:r>
+        <w:rPr>
           <w:b w:val="false"/>
           <w:bCs w:val="false"/>
         </w:rPr>
-        <w:t xml:space="preserve"> - tworzenie i modyfikacja stref DNS i rekordów (REST API). </w:t>
-      </w:r>
-    </w:p>
-    <w:p>
-      <w:pPr>
-        <w:pStyle w:val="BodyText"/>
-        <w:numPr>
-          <w:ilvl w:val="0"/>
-          <w:numId w:val="21"/>
+        <w:t xml:space="preserve"> - panel sterowania (start/stop/restart), terminal noVNC, wykresy monitoringu zasobów (dane z Prometheus/Grafana)</w:t>
+      </w:r>
+    </w:p>
+    <w:p>
+      <w:pPr>
+        <w:pStyle w:val="BodyText"/>
+        <w:numPr>
+          <w:ilvl w:val="0"/>
+          <w:numId w:val="23"/>
         </w:numPr>
         <w:tabs>
           <w:tab w:val="clear" w:pos="708"/>
@@ -4904,363 +5245,17 @@
       <w:r>
         <w:rPr>
           <w:rStyle w:val="Strong"/>
-          <w:rFonts w:ascii="Times New Roman" w:hAnsi="Times New Roman"/>
           <w:b w:val="false"/>
           <w:bCs w:val="false"/>
         </w:rPr>
-        <w:t>MinIO API</w:t>
-      </w:r>
-      <w:r>
-        <w:rPr>
-          <w:rFonts w:ascii="Times New Roman" w:hAnsi="Times New Roman"/>
+        <w:t>Dysk wirtualny</w:t>
+      </w:r>
+      <w:r>
+        <w:rPr>
           <w:b w:val="false"/>
           <w:bCs w:val="false"/>
         </w:rPr>
-        <w:t xml:space="preserve"> - zarządzanie bucketami i politykami dostępu (AWS SDK for PHP z endpointem MinIO). </w:t>
-      </w:r>
-    </w:p>
-    <w:p>
-      <w:pPr>
-        <w:pStyle w:val="BodyText"/>
-        <w:spacing w:lineRule="auto" w:line="360"/>
-        <w:rPr>
-          <w:rFonts w:ascii="Times New Roman" w:hAnsi="Times New Roman"/>
-          <w:b w:val="false"/>
-          <w:bCs w:val="false"/>
-        </w:rPr>
-      </w:pPr>
-      <w:r>
-        <w:rPr/>
-      </w:r>
-    </w:p>
-    <w:p>
-      <w:pPr>
-        <w:pStyle w:val="Heading2"/>
-        <w:spacing w:lineRule="auto" w:line="360"/>
-        <w:rPr/>
-      </w:pPr>
-      <w:r>
-        <w:rPr/>
-        <w:t>Frontend — React + TailwindCSS</w:t>
-      </w:r>
-    </w:p>
-    <w:p>
-      <w:pPr>
-        <w:pStyle w:val="Heading3"/>
-        <w:spacing w:lineRule="auto" w:line="360"/>
-        <w:ind w:hanging="0" w:left="0"/>
-        <w:rPr>
-          <w:rFonts w:ascii="Times New Roman" w:hAnsi="Times New Roman"/>
-        </w:rPr>
-      </w:pPr>
-      <w:r>
-        <w:rPr>
-          <w:rFonts w:ascii="Times New Roman" w:hAnsi="Times New Roman"/>
-        </w:rPr>
-        <w:t>Struktura projektu</w:t>
-      </w:r>
-    </w:p>
-    <w:p>
-      <w:pPr>
-        <w:pStyle w:val="BodyText"/>
-        <w:spacing w:lineRule="auto" w:line="360"/>
-        <w:rPr>
-          <w:rFonts w:ascii="Times New Roman" w:hAnsi="Times New Roman"/>
-        </w:rPr>
-      </w:pPr>
-      <w:r>
-        <w:rPr>
-          <w:rFonts w:ascii="Times New Roman" w:hAnsi="Times New Roman"/>
-        </w:rPr>
-        <w:t>Aplikacja React jest zorganizowana funkcjonalnie:</w:t>
-      </w:r>
-    </w:p>
-    <w:p>
-      <w:pPr>
-        <w:pStyle w:val="BodyText"/>
-        <w:numPr>
-          <w:ilvl w:val="0"/>
-          <w:numId w:val="22"/>
-        </w:numPr>
-        <w:tabs>
-          <w:tab w:val="clear" w:pos="708"/>
-          <w:tab w:val="left" w:pos="0" w:leader="none"/>
-        </w:tabs>
-        <w:spacing w:lineRule="auto" w:line="360"/>
-        <w:ind w:hanging="283" w:left="709"/>
-        <w:rPr/>
-      </w:pPr>
-      <w:r>
-        <w:rPr>
-          <w:rStyle w:val="SourceText"/>
-          <w:rFonts w:ascii="Times New Roman" w:hAnsi="Times New Roman"/>
-        </w:rPr>
-        <w:t>src/components/</w:t>
-      </w:r>
-      <w:r>
-        <w:rPr>
-          <w:rFonts w:ascii="Times New Roman" w:hAnsi="Times New Roman"/>
-        </w:rPr>
-        <w:t xml:space="preserve"> — współdzielone komponenty UI (nagłówek, nawigacja, tabele, formularze). </w:t>
-      </w:r>
-    </w:p>
-    <w:p>
-      <w:pPr>
-        <w:pStyle w:val="BodyText"/>
-        <w:numPr>
-          <w:ilvl w:val="0"/>
-          <w:numId w:val="22"/>
-        </w:numPr>
-        <w:tabs>
-          <w:tab w:val="clear" w:pos="708"/>
-          <w:tab w:val="left" w:pos="0" w:leader="none"/>
-        </w:tabs>
-        <w:spacing w:lineRule="auto" w:line="360"/>
-        <w:ind w:hanging="283" w:left="709"/>
-        <w:rPr/>
-      </w:pPr>
-      <w:r>
-        <w:rPr>
-          <w:rStyle w:val="SourceText"/>
-          <w:rFonts w:ascii="Times New Roman" w:hAnsi="Times New Roman"/>
-        </w:rPr>
-        <w:t>src/pages/</w:t>
-      </w:r>
-      <w:r>
-        <w:rPr>
-          <w:rFonts w:ascii="Times New Roman" w:hAnsi="Times New Roman"/>
-        </w:rPr>
-        <w:t xml:space="preserve"> — komponenty stron (Dashboard, HostingManage, VpsManage, StorageManage, AdminPanel). </w:t>
-      </w:r>
-    </w:p>
-    <w:p>
-      <w:pPr>
-        <w:pStyle w:val="BodyText"/>
-        <w:numPr>
-          <w:ilvl w:val="0"/>
-          <w:numId w:val="22"/>
-        </w:numPr>
-        <w:tabs>
-          <w:tab w:val="clear" w:pos="708"/>
-          <w:tab w:val="left" w:pos="0" w:leader="none"/>
-        </w:tabs>
-        <w:spacing w:lineRule="auto" w:line="360"/>
-        <w:ind w:hanging="283" w:left="709"/>
-        <w:rPr/>
-      </w:pPr>
-      <w:r>
-        <w:rPr>
-          <w:rStyle w:val="SourceText"/>
-          <w:rFonts w:ascii="Times New Roman" w:hAnsi="Times New Roman"/>
-        </w:rPr>
-        <w:t>src/api/</w:t>
-      </w:r>
-      <w:r>
-        <w:rPr>
-          <w:rFonts w:ascii="Times New Roman" w:hAnsi="Times New Roman"/>
-        </w:rPr>
-        <w:t xml:space="preserve"> — moduły komunikacji z API REST (konfiguracja Axios, definicje endpointów). </w:t>
-      </w:r>
-    </w:p>
-    <w:p>
-      <w:pPr>
-        <w:pStyle w:val="BodyText"/>
-        <w:numPr>
-          <w:ilvl w:val="0"/>
-          <w:numId w:val="22"/>
-        </w:numPr>
-        <w:tabs>
-          <w:tab w:val="clear" w:pos="708"/>
-          <w:tab w:val="left" w:pos="0" w:leader="none"/>
-        </w:tabs>
-        <w:spacing w:lineRule="auto" w:line="360"/>
-        <w:ind w:hanging="283" w:left="709"/>
-        <w:rPr/>
-      </w:pPr>
-      <w:r>
-        <w:rPr>
-          <w:rStyle w:val="SourceText"/>
-          <w:rFonts w:ascii="Times New Roman" w:hAnsi="Times New Roman"/>
-        </w:rPr>
-        <w:t>src/hooks/</w:t>
-      </w:r>
-      <w:r>
-        <w:rPr>
-          <w:rFonts w:ascii="Times New Roman" w:hAnsi="Times New Roman"/>
-        </w:rPr>
-        <w:t xml:space="preserve"> — niestandardowe hooki React (useAuth, usePolling, useFileUpload). </w:t>
-      </w:r>
-    </w:p>
-    <w:p>
-      <w:pPr>
-        <w:pStyle w:val="BodyText"/>
-        <w:numPr>
-          <w:ilvl w:val="0"/>
-          <w:numId w:val="22"/>
-        </w:numPr>
-        <w:tabs>
-          <w:tab w:val="clear" w:pos="708"/>
-          <w:tab w:val="left" w:pos="0" w:leader="none"/>
-        </w:tabs>
-        <w:spacing w:lineRule="auto" w:line="360"/>
-        <w:ind w:hanging="283" w:left="709"/>
-        <w:rPr/>
-      </w:pPr>
-      <w:r>
-        <w:rPr>
-          <w:rStyle w:val="SourceText"/>
-          <w:rFonts w:ascii="Times New Roman" w:hAnsi="Times New Roman"/>
-        </w:rPr>
-        <w:t>src/context/</w:t>
-      </w:r>
-      <w:r>
-        <w:rPr>
-          <w:rFonts w:ascii="Times New Roman" w:hAnsi="Times New Roman"/>
-        </w:rPr>
-        <w:t xml:space="preserve"> — konteksty React do zarządzania stanem globalnym (AuthContext).</w:t>
-      </w:r>
-    </w:p>
-    <w:p>
-      <w:pPr>
-        <w:pStyle w:val="BodyText"/>
-        <w:numPr>
-          <w:ilvl w:val="0"/>
-          <w:numId w:val="0"/>
-        </w:numPr>
-        <w:spacing w:lineRule="auto" w:line="360"/>
-        <w:ind w:hanging="0" w:left="0"/>
-        <w:rPr>
-          <w:rFonts w:ascii="Times New Roman" w:hAnsi="Times New Roman"/>
-        </w:rPr>
-      </w:pPr>
-      <w:r>
-        <w:rPr/>
-      </w:r>
-    </w:p>
-    <w:p>
-      <w:pPr>
-        <w:pStyle w:val="Heading3"/>
-        <w:spacing w:lineRule="auto" w:line="360"/>
-        <w:ind w:hanging="0" w:left="0"/>
-        <w:rPr/>
-      </w:pPr>
-      <w:r>
-        <w:rPr/>
-        <w:t>Interfejs użytkownika</w:t>
-      </w:r>
-    </w:p>
-    <w:p>
-      <w:pPr>
-        <w:pStyle w:val="BodyText"/>
-        <w:spacing w:lineRule="auto" w:line="360"/>
-        <w:rPr>
-          <w:rFonts w:ascii="Times New Roman" w:hAnsi="Times New Roman"/>
-        </w:rPr>
-      </w:pPr>
-      <w:r>
-        <w:rPr>
-          <w:rFonts w:ascii="Times New Roman" w:hAnsi="Times New Roman"/>
-        </w:rPr>
-        <w:t>Dashboard prezentuje listę aktywnych usług z ich statusem, szybkimi akcjami i datami wygaśnięcia. Każda usługa posiada dedykowany widok zarządzania:</w:t>
-      </w:r>
-    </w:p>
-    <w:p>
-      <w:pPr>
-        <w:pStyle w:val="BodyText"/>
-        <w:numPr>
-          <w:ilvl w:val="0"/>
-          <w:numId w:val="23"/>
-        </w:numPr>
-        <w:tabs>
-          <w:tab w:val="clear" w:pos="708"/>
-          <w:tab w:val="left" w:pos="0" w:leader="none"/>
-        </w:tabs>
-        <w:spacing w:lineRule="auto" w:line="360"/>
-        <w:ind w:hanging="283" w:left="709"/>
-        <w:rPr/>
-      </w:pPr>
-      <w:r>
-        <w:rPr>
-          <w:rStyle w:val="Strong"/>
-          <w:rFonts w:ascii="Times New Roman" w:hAnsi="Times New Roman"/>
-          <w:b w:val="false"/>
-          <w:bCs w:val="false"/>
-        </w:rPr>
-        <w:t>Hosting</w:t>
-      </w:r>
-      <w:r>
-        <w:rPr>
-          <w:rFonts w:ascii="Times New Roman" w:hAnsi="Times New Roman"/>
-          <w:b w:val="false"/>
-          <w:bCs w:val="false"/>
-        </w:rPr>
-        <w:t xml:space="preserve"> - widok menedżera plików, panel bazy danych, konfiguracja PHP, logi. </w:t>
-      </w:r>
-    </w:p>
-    <w:p>
-      <w:pPr>
-        <w:pStyle w:val="BodyText"/>
-        <w:numPr>
-          <w:ilvl w:val="0"/>
-          <w:numId w:val="23"/>
-        </w:numPr>
-        <w:tabs>
-          <w:tab w:val="clear" w:pos="708"/>
-          <w:tab w:val="left" w:pos="0" w:leader="none"/>
-        </w:tabs>
-        <w:spacing w:lineRule="auto" w:line="360"/>
-        <w:ind w:hanging="283" w:left="709"/>
-        <w:rPr/>
-      </w:pPr>
-      <w:r>
-        <w:rPr>
-          <w:rStyle w:val="Strong"/>
-          <w:rFonts w:ascii="Times New Roman" w:hAnsi="Times New Roman"/>
-          <w:b w:val="false"/>
-          <w:bCs w:val="false"/>
-        </w:rPr>
-        <w:t>VPS</w:t>
-      </w:r>
-      <w:r>
-        <w:rPr>
-          <w:rFonts w:ascii="Times New Roman" w:hAnsi="Times New Roman"/>
-          <w:b w:val="false"/>
-          <w:bCs w:val="false"/>
-        </w:rPr>
-        <w:t xml:space="preserve"> - panel sterowania (start/stop/restart), terminal noVNC osadzony w iframe, wykresy monitoringu zasobów (dane z Prometheus/Grafana). </w:t>
-      </w:r>
-    </w:p>
-    <w:p>
-      <w:pPr>
-        <w:pStyle w:val="BodyText"/>
-        <w:numPr>
-          <w:ilvl w:val="0"/>
-          <w:numId w:val="23"/>
-        </w:numPr>
-        <w:tabs>
-          <w:tab w:val="clear" w:pos="708"/>
-          <w:tab w:val="left" w:pos="0" w:leader="none"/>
-        </w:tabs>
-        <w:spacing w:lineRule="auto" w:line="360"/>
-        <w:ind w:hanging="283" w:left="709"/>
-        <w:rPr/>
-      </w:pPr>
-      <w:r>
-        <w:rPr>
-          <w:rStyle w:val="Strong"/>
-          <w:rFonts w:ascii="Times New Roman" w:hAnsi="Times New Roman"/>
-          <w:b w:val="false"/>
-          <w:bCs w:val="false"/>
-        </w:rPr>
-        <w:t>Dysk wirtualny</w:t>
-      </w:r>
-      <w:r>
-        <w:rPr>
-          <w:rFonts w:ascii="Times New Roman" w:hAnsi="Times New Roman"/>
-          <w:b w:val="false"/>
-          <w:bCs w:val="false"/>
-        </w:rPr>
-        <w:t xml:space="preserve"> - przeglądarka plików z funkcją drag &amp; drop upload, lista udostępnionych linków. </w:t>
+        <w:t xml:space="preserve"> - przeglądarka plików z funkcją drag &amp; drop upload, lista udostępnionych linków</w:t>
       </w:r>
       <w:r>
         <w:br w:type="page"/>
@@ -5273,14 +5268,14 @@
         <w:ind w:hanging="0" w:left="0"/>
         <w:rPr/>
       </w:pPr>
-      <w:bookmarkStart w:id="42" w:name="__RefHeading___Toc1029_448563293"/>
-      <w:bookmarkStart w:id="43" w:name="_Toc194156806"/>
-      <w:bookmarkEnd w:id="42"/>
+      <w:bookmarkStart w:id="46" w:name="__RefHeading___Toc1029_448563293"/>
+      <w:bookmarkStart w:id="47" w:name="_Toc194156806"/>
+      <w:bookmarkEnd w:id="46"/>
       <w:r>
         <w:rPr/>
         <w:t>Testowanie i zabezpieczenia</w:t>
       </w:r>
-      <w:bookmarkEnd w:id="43"/>
+      <w:bookmarkEnd w:id="47"/>
     </w:p>
     <w:p>
       <w:pPr>
@@ -5306,14 +5301,14 @@
         <w:ind w:hanging="0" w:left="0"/>
         <w:rPr/>
       </w:pPr>
-      <w:bookmarkStart w:id="44" w:name="__RefHeading___Toc1031_448563293"/>
-      <w:bookmarkStart w:id="45" w:name="_Toc194156807"/>
-      <w:bookmarkEnd w:id="44"/>
+      <w:bookmarkStart w:id="48" w:name="__RefHeading___Toc1031_448563293"/>
+      <w:bookmarkStart w:id="49" w:name="_Toc194156807"/>
+      <w:bookmarkEnd w:id="48"/>
       <w:r>
         <w:rPr/>
         <w:t>Wnioski</w:t>
       </w:r>
-      <w:bookmarkEnd w:id="45"/>
+      <w:bookmarkEnd w:id="49"/>
     </w:p>
     <w:p>
       <w:pPr>
@@ -5339,14 +5334,14 @@
         <w:ind w:hanging="0" w:left="0"/>
         <w:rPr/>
       </w:pPr>
-      <w:bookmarkStart w:id="46" w:name="__RefHeading___Toc1033_448563293"/>
-      <w:bookmarkStart w:id="47" w:name="_Toc194156808"/>
-      <w:bookmarkEnd w:id="46"/>
+      <w:bookmarkStart w:id="50" w:name="__RefHeading___Toc1033_448563293"/>
+      <w:bookmarkStart w:id="51" w:name="_Toc194156808"/>
+      <w:bookmarkEnd w:id="50"/>
       <w:r>
         <w:rPr/>
         <w:t>Bibliografia</w:t>
       </w:r>
-      <w:bookmarkEnd w:id="47"/>
+      <w:bookmarkEnd w:id="51"/>
     </w:p>
     <w:p>
       <w:pPr>
@@ -5419,7 +5414,7 @@
         </w:r>
         <w:r>
           <w:rPr/>
-          <w:t>22</w:t>
+          <w:t>21</w:t>
         </w:r>
         <w:r>
           <w:rPr/>
